--- a/document/[VIONE] 03. Quyết định.docx
+++ b/document/[VIONE] 03. Quyết định.docx
@@ -256,7 +256,7 @@
           <w:szCs w:val="26"/>
           <w:lang w:val="vi-VN"/>
         </w:rPr>
-        <w:t>Phần mềm: PHẦN MỀM VIONE PLATFORM)</w:t>
+        <w:t>Phần mềm: PHẦN MỀM VIONE PLATFORM– NỀN TẢNG ĐỊNH DANH SỐ, KẾT NỐI KINH DOANH, QUẢN TRỊ CỘNG ĐỒNG, SỰ KIỆN VÀ SỐ HÓA DI SẢN VĂN HÓA)</w:t>
       </w:r>
     </w:p>
     <w:p>
@@ -508,7 +508,7 @@
           <w:szCs w:val="26"/>
           <w:lang w:val="vi-VN"/>
         </w:rPr>
-        <w:t>PHẦN MỀM VIONE PLATFORM</w:t>
+        <w:t>PHẦN MỀM VIONE PLATFORM– NỀN TẢNG ĐỊNH DANH SỐ, KẾT NỐI KINH DOANH, QUẢN TRỊ CỘNG ĐỒNG, SỰ KIỆN VÀ SỐ HÓA DI SẢN VĂN HÓA</w:t>
       </w:r>
       <w:r>
         <w:rPr>
@@ -938,7 +938,7 @@
           <w:szCs w:val="26"/>
           <w:lang w:val="vi-VN"/>
         </w:rPr>
-        <w:t>PHẦN MỀM VIONE PLATFORM</w:t>
+        <w:t>PHẦN MỀM VIONE PLATFORM– NỀN TẢNG ĐỊNH DANH SỐ, KẾT NỐI KINH DOANH, QUẢN TRỊ CỘNG ĐỒNG, SỰ KIỆN VÀ SỐ HÓA DI SẢN VĂN HÓA</w:t>
       </w:r>
       <w:r>
         <w:rPr>

--- a/document/[VIONE] 03. Quyết định.docx
+++ b/document/[VIONE] 03. Quyết định.docx
@@ -2,205 +2,31 @@
 <file path=word/document.xml><?xml version="1.0" encoding="utf-8"?>
 <w:document xmlns:wpc="http://schemas.microsoft.com/office/word/2010/wordprocessingCanvas" xmlns:cx="http://schemas.microsoft.com/office/drawing/2014/chartex" xmlns:cx1="http://schemas.microsoft.com/office/drawing/2015/9/8/chartex" xmlns:cx2="http://schemas.microsoft.com/office/drawing/2015/10/21/chartex" xmlns:cx3="http://schemas.microsoft.com/office/drawing/2016/5/9/chartex" xmlns:cx4="http://schemas.microsoft.com/office/drawing/2016/5/10/chartex" xmlns:cx5="http://schemas.microsoft.com/office/drawing/2016/5/11/chartex" xmlns:cx6="http://schemas.microsoft.com/office/drawing/2016/5/12/chartex" xmlns:cx7="http://schemas.microsoft.com/office/drawing/2016/5/13/chartex" xmlns:cx8="http://schemas.microsoft.com/office/drawing/2016/5/14/chartex" xmlns:mc="http://schemas.openxmlformats.org/markup-compatibility/2006" xmlns:aink="http://schemas.microsoft.com/office/drawing/2016/ink" xmlns:am3d="http://schemas.microsoft.com/office/drawing/2017/model3d" xmlns:o="urn:schemas-microsoft-com:office:office" xmlns:oel="http://schemas.microsoft.com/office/2019/extlst" xmlns:r="http://schemas.openxmlformats.org/officeDocument/2006/relationships" xmlns:m="http://schemas.openxmlformats.org/officeDocument/2006/math" xmlns:v="urn:schemas-microsoft-com:vml" xmlns:wp14="http://schemas.microsoft.com/office/word/2010/wordprocessingDrawing" xmlns:wp="http://schemas.openxmlformats.org/drawingml/2006/wordprocessingDrawing" xmlns:w10="urn:schemas-microsoft-com:office:word" xmlns:w="http://schemas.openxmlformats.org/wordprocessingml/2006/main" xmlns:w14="http://schemas.microsoft.com/office/word/2010/wordml" xmlns:w15="http://schemas.microsoft.com/office/word/2012/wordml" xmlns:w16cex="http://schemas.microsoft.com/office/word/2018/wordml/cex" xmlns:w16cid="http://schemas.microsoft.com/office/word/2016/wordml/cid" xmlns:w16="http://schemas.microsoft.com/office/word/2018/wordml" xmlns:w16du="http://schemas.microsoft.com/office/word/2023/wordml/word16du" xmlns:w16sdtdh="http://schemas.microsoft.com/office/word/2020/wordml/sdtdatahash" xmlns:w16sdtfl="http://schemas.microsoft.com/office/word/2024/wordml/sdtformatlock" xmlns:w16se="http://schemas.microsoft.com/office/word/2015/wordml/symex" xmlns:wpg="http://schemas.microsoft.com/office/word/2010/wordprocessingGroup" xmlns:wpi="http://schemas.microsoft.com/office/word/2010/wordprocessingInk" xmlns:wne="http://schemas.microsoft.com/office/word/2006/wordml" xmlns:wps="http://schemas.microsoft.com/office/word/2010/wordprocessingShape" mc:Ignorable="w14 w15 w16se w16cid w16 w16cex w16sdtdh w16sdtfl w16du wp14">
   <w:body>
-    <w:tbl>
-      <w:tblPr>
-        <w:tblW w:w="9588" w:type="dxa"/>
-        <w:tblInd w:w="-90" w:type="dxa"/>
-        <w:tblLook w:val="01E0" w:firstRow="1" w:lastRow="1" w:firstColumn="1" w:lastColumn="1" w:noHBand="0" w:noVBand="0"/>
-      </w:tblPr>
-      <w:tblGrid>
-        <w:gridCol w:w="4135"/>
-        <w:gridCol w:w="5453"/>
-      </w:tblGrid>
-      <w:tr>
-        <w:tc>
-          <w:tcPr>
-            <w:tcW w:w="4135" w:type="dxa"/>
-          </w:tcPr>
-          <w:p>
-            <w:pPr>
-              <w:spacing w:after="0" w:line="288" w:lineRule="auto"/>
-              <w:jc w:val="center"/>
-              <w:rPr>
-                <w:b/>
-                <w:bCs/>
-                <w:noProof/>
-                <w:lang w:val="vi-VN"/>
-              </w:rPr>
-            </w:pPr>
-            <w:bookmarkStart w:id="0" w:name="_Hlk119592245"/>
-            <w:r>
-              <w:rPr>
-                <w:b/>
-                <w:bCs/>
-                <w:noProof/>
-                <w:lang w:val="vi-VN"/>
-              </w:rPr>
-              <w:t>[TÊN DOANH NGHIỆP / TỔ CHỨC CHỦ SỞ HỮU]</w:t>
-            </w:r>
-          </w:p>
-          <w:p>
-            <w:pPr>
-              <w:spacing w:after="0" w:line="288" w:lineRule="auto"/>
-              <w:jc w:val="center"/>
-              <w:rPr>
-                <w:b/>
-                <w:bCs/>
-                <w:noProof/>
-                <w:sz w:val="26"/>
-                <w:szCs w:val="26"/>
-                <w:lang w:val="vi-VN"/>
-              </w:rPr>
-            </w:pPr>
-            <w:r>
-              <w:rPr>
-                <w:b/>
-                <w:bCs/>
-                <w:noProof/>
-                <w:sz w:val="26"/>
-                <w:szCs w:val="26"/>
-                <w:lang w:val="vi-VN"/>
-              </w:rPr>
-              <w:t>--------------------</w:t>
-            </w:r>
-          </w:p>
-          <w:p>
-            <w:pPr>
-              <w:spacing w:before="120" w:after="0" w:line="288" w:lineRule="auto"/>
-              <w:jc w:val="center"/>
-              <w:rPr>
-                <w:noProof/>
-                <w:sz w:val="26"/>
-                <w:szCs w:val="26"/>
-                <w:lang w:val="vi-VN"/>
-              </w:rPr>
-            </w:pPr>
-            <w:r>
-              <w:rPr>
-                <w:noProof/>
-                <w:sz w:val="26"/>
-                <w:szCs w:val="26"/>
-                <w:lang w:val="vi-VN"/>
-              </w:rPr>
-              <w:t>Số: ....../2026/QĐ-......</w:t>
-            </w:r>
-          </w:p>
-        </w:tc>
-        <w:tc>
-          <w:tcPr>
-            <w:tcW w:w="5453" w:type="dxa"/>
-          </w:tcPr>
-          <w:p>
-            <w:pPr>
-              <w:spacing w:after="0" w:line="288" w:lineRule="auto"/>
-              <w:jc w:val="center"/>
-              <w:rPr>
-                <w:b/>
-                <w:noProof/>
-                <w:lang w:val="vi-VN"/>
-              </w:rPr>
-            </w:pPr>
-            <w:r>
-              <w:rPr>
-                <w:b/>
-                <w:noProof/>
-                <w:lang w:val="vi-VN"/>
-              </w:rPr>
-              <w:t>CỘNG HÒA XÃ HỘI CHỦ NGHĨA VIỆT NAM</w:t>
-            </w:r>
-          </w:p>
-          <w:p>
-            <w:pPr>
-              <w:spacing w:after="0" w:line="288" w:lineRule="auto"/>
-              <w:jc w:val="center"/>
-              <w:rPr>
-                <w:b/>
-                <w:noProof/>
-                <w:sz w:val="26"/>
-                <w:szCs w:val="26"/>
-                <w:lang w:val="vi-VN"/>
-              </w:rPr>
-            </w:pPr>
-            <w:r>
-              <w:rPr>
-                <w:b/>
-                <w:noProof/>
-                <w:sz w:val="26"/>
-                <w:szCs w:val="26"/>
-                <w:lang w:val="vi-VN"/>
-              </w:rPr>
-              <w:t>Độc lập - Tự do - Hạnh phúc</w:t>
-            </w:r>
-          </w:p>
-          <w:p>
-            <w:pPr>
-              <w:spacing w:after="0" w:line="288" w:lineRule="auto"/>
-              <w:jc w:val="center"/>
-              <w:rPr>
-                <w:b/>
-                <w:noProof/>
-                <w:sz w:val="26"/>
-                <w:szCs w:val="26"/>
-                <w:lang w:val="vi-VN"/>
-              </w:rPr>
-            </w:pPr>
-            <w:bookmarkStart w:id="1" w:name="_Hlk198562233"/>
-            <w:r>
-              <w:rPr>
-                <w:b/>
-                <w:noProof/>
-                <w:sz w:val="26"/>
-                <w:szCs w:val="26"/>
-                <w:lang w:val="vi-VN"/>
-              </w:rPr>
-              <w:t>--------------------</w:t>
-            </w:r>
-          </w:p>
-          <w:bookmarkEnd w:id="1"/>
-          <w:p>
-            <w:pPr>
-              <w:spacing w:before="120" w:after="0" w:line="288" w:lineRule="auto"/>
-              <w:jc w:val="right"/>
-              <w:rPr>
-                <w:i/>
-                <w:noProof/>
-                <w:sz w:val="26"/>
-                <w:szCs w:val="26"/>
-                <w:lang w:val="vi-VN"/>
-              </w:rPr>
-            </w:pPr>
-            <w:r>
-              <w:rPr>
-                <w:i/>
-                <w:noProof/>
-                <w:sz w:val="26"/>
-                <w:szCs w:val="26"/>
-                <w:lang w:val="vi-VN"/>
-              </w:rPr>
-              <w:t>Hà Nội, ngày ...... tháng ...... năm 2026</w:t>
-            </w:r>
-          </w:p>
-        </w:tc>
-      </w:tr>
-      <w:bookmarkEnd w:id="0"/>
-    </w:tbl>
-    <w:p>
-      <w:pPr>
-        <w:spacing w:after="0" w:line="288" w:lineRule="auto"/>
+    <w:p>
+      <w:pPr>
+        <w:spacing w:before="0" w:after="0" w:line="190" w:lineRule="auto"/>
         <w:jc w:val="center"/>
         <w:rPr>
           <w:b/>
           <w:bCs/>
           <w:noProof/>
-          <w:sz w:val="26"/>
-          <w:szCs w:val="26"/>
-          <w:lang w:val="vi-VN"/>
-        </w:rPr>
-      </w:pPr>
-    </w:p>
-    <w:p>
-      <w:pPr>
-        <w:spacing w:after="0" w:line="288" w:lineRule="auto"/>
+          <w:lang w:val="vi-VN"/>
+        </w:rPr>
+      </w:pPr>
+      <w:bookmarkStart w:id="0" w:name="_Hlk119592245"/>
+      <w:r>
+        <w:rPr>
+          <w:b/>
+          <w:bCs/>
+          <w:noProof/>
+          <w:lang w:val="vi-VN"/>
+        </w:rPr>
+        <w:t>[TÊN DOANH NGHIỆP / TỔ CHỨC CHỦ SỞ HỮU]</w:t>
+      </w:r>
+    </w:p>
+    <w:p>
+      <w:pPr>
+        <w:spacing w:before="0" w:after="0" w:line="140" w:lineRule="auto"/>
         <w:jc w:val="center"/>
         <w:rPr>
           <w:b/>
@@ -220,12 +46,149 @@
           <w:szCs w:val="26"/>
           <w:lang w:val="vi-VN"/>
         </w:rPr>
+        <w:t>--------------------</w:t>
+      </w:r>
+    </w:p>
+    <w:p>
+      <w:pPr>
+        <w:spacing w:before="0" w:after="0" w:line="190" w:lineRule="auto"/>
+        <w:jc w:val="center"/>
+        <w:rPr>
+          <w:noProof/>
+          <w:sz w:val="26"/>
+          <w:szCs w:val="26"/>
+          <w:lang w:val="vi-VN"/>
+        </w:rPr>
+      </w:pPr>
+      <w:r>
+        <w:rPr>
+          <w:noProof/>
+          <w:sz w:val="26"/>
+          <w:szCs w:val="26"/>
+          <w:lang w:val="vi-VN"/>
+        </w:rPr>
+        <w:t>Số: ....../2026/QĐ-......</w:t>
+      </w:r>
+    </w:p>
+    <w:p>
+      <w:pPr>
+        <w:spacing w:before="0" w:after="0" w:line="190" w:lineRule="auto"/>
+        <w:jc w:val="center"/>
+        <w:rPr>
+          <w:b/>
+          <w:noProof/>
+          <w:lang w:val="vi-VN"/>
+        </w:rPr>
+      </w:pPr>
+      <w:r>
+        <w:rPr>
+          <w:b/>
+          <w:noProof/>
+          <w:lang w:val="vi-VN"/>
+        </w:rPr>
+        <w:t>CỘNG HÒA XÃ HỘI CHỦ NGHĨA VIỆT NAM</w:t>
+      </w:r>
+    </w:p>
+    <w:p>
+      <w:pPr>
+        <w:spacing w:before="0" w:after="0" w:line="190" w:lineRule="auto"/>
+        <w:jc w:val="center"/>
+        <w:rPr>
+          <w:b/>
+          <w:noProof/>
+          <w:sz w:val="26"/>
+          <w:szCs w:val="26"/>
+          <w:lang w:val="vi-VN"/>
+        </w:rPr>
+      </w:pPr>
+      <w:r>
+        <w:rPr>
+          <w:b/>
+          <w:noProof/>
+          <w:sz w:val="26"/>
+          <w:szCs w:val="26"/>
+          <w:lang w:val="vi-VN"/>
+        </w:rPr>
+        <w:t>Độc lập - Tự do - Hạnh phúc</w:t>
+      </w:r>
+    </w:p>
+    <w:p>
+      <w:pPr>
+        <w:spacing w:before="0" w:after="0" w:line="140" w:lineRule="auto"/>
+        <w:jc w:val="center"/>
+        <w:rPr>
+          <w:b/>
+          <w:noProof/>
+          <w:sz w:val="26"/>
+          <w:szCs w:val="26"/>
+          <w:lang w:val="vi-VN"/>
+        </w:rPr>
+      </w:pPr>
+      <w:bookmarkStart w:id="1" w:name="_Hlk198562233"/>
+      <w:r>
+        <w:rPr>
+          <w:b/>
+          <w:noProof/>
+          <w:sz w:val="26"/>
+          <w:szCs w:val="26"/>
+          <w:lang w:val="vi-VN"/>
+        </w:rPr>
+        <w:t>--------------------</w:t>
+      </w:r>
+    </w:p>
+    <w:p>
+      <w:pPr>
+        <w:spacing w:before="0" w:after="5" w:line="190" w:lineRule="auto"/>
+        <w:jc w:val="right"/>
+        <w:rPr>
+          <w:i/>
+          <w:noProof/>
+          <w:sz w:val="26"/>
+          <w:szCs w:val="26"/>
+          <w:lang w:val="vi-VN"/>
+        </w:rPr>
+      </w:pPr>
+      <w:r>
+        <w:rPr>
+          <w:i/>
+          <w:noProof/>
+          <w:sz w:val="26"/>
+          <w:szCs w:val="26"/>
+          <w:lang w:val="vi-VN"/>
+        </w:rPr>
+        <w:t>Hà Nội, ngày ...... tháng ...... năm 2026</w:t>
+      </w:r>
+    </w:p>
+    <w:p>
+      <w:pPr>
+        <w:keepNext/>
+        <w:spacing w:before="60" w:after="60" w:line="240" w:lineRule="auto"/>
+        <w:jc w:val="center"/>
+        <w:rPr>
+          <w:b/>
+          <w:bCs/>
+          <w:noProof/>
+          <w:sz w:val="26"/>
+          <w:szCs w:val="26"/>
+          <w:lang w:val="vi-VN"/>
+        </w:rPr>
+      </w:pPr>
+      <w:r>
+        <w:rPr>
+          <w:b/>
+          <w:bCs/>
+          <w:noProof/>
+          <w:sz w:val="26"/>
+          <w:szCs w:val="26"/>
+          <w:lang w:val="vi-VN"/>
+        </w:rPr>
         <w:t>QUYẾT ĐỊNH</w:t>
       </w:r>
     </w:p>
     <w:p>
       <w:pPr>
-        <w:spacing w:after="0" w:line="288" w:lineRule="auto"/>
+        <w:keepNext/>
+        <w:spacing w:before="60" w:after="60" w:line="240" w:lineRule="auto"/>
         <w:jc w:val="center"/>
         <w:rPr>
           <w:i/>
@@ -256,12 +219,12 @@
           <w:szCs w:val="26"/>
           <w:lang w:val="vi-VN"/>
         </w:rPr>
-        <w:t>Phần mềm: PHẦN MỀM VIONE PLATFORM– NỀN TẢNG ĐỊNH DANH SỐ, KẾT NỐI KINH DOANH, QUẢN TRỊ CỘNG ĐỒNG, SỰ KIỆN VÀ SỐ HÓA DI SẢN VĂN HÓA)</w:t>
-      </w:r>
-    </w:p>
-    <w:p>
-      <w:pPr>
-        <w:spacing w:after="0" w:line="288" w:lineRule="auto"/>
+        <w:t>PHẦN MỀM VIONE PLATFORM– NỀN TẢNG ĐỊNH DANH SỐ, KẾT NỐI KINH DOANH, QUẢN TRỊ CỘNG ĐỒNG, SỰ KIỆN VÀ SỐ HÓA DI SẢN VĂN HÓA– NỀN TẢNG ĐỊNH DANH SỐ, KẾT NỐI KINH DOANH, QUẢN TRỊ CỘNG ĐỒNG, SỰ KIỆN VÀ SỐ HÓA DI SẢN VĂN HÓA</w:t>
+      </w:r>
+    </w:p>
+    <w:p>
+      <w:pPr>
+        <w:spacing w:before="0" w:after="0" w:line="140" w:lineRule="auto"/>
         <w:jc w:val="center"/>
         <w:rPr>
           <w:b/>
@@ -284,7 +247,8 @@
     </w:p>
     <w:p>
       <w:pPr>
-        <w:spacing w:before="120" w:after="120" w:line="288" w:lineRule="auto"/>
+        <w:keepNext/>
+        <w:spacing w:before="10" w:after="5" w:line="200" w:lineRule="auto"/>
         <w:jc w:val="center"/>
         <w:rPr>
           <w:b/>
@@ -307,11 +271,8 @@
     </w:p>
     <w:p>
       <w:pPr>
-        <w:numPr>
-          <w:ilvl w:val="0"/>
-          <w:numId w:val="1"/>
-        </w:numPr>
-        <w:spacing w:after="0" w:line="288" w:lineRule="auto"/>
+        <w:jc w:val="left"/>
+        <w:spacing w:before="0" w:after="30" w:line="240" w:lineRule="auto"/>
         <w:rPr>
           <w:bCs/>
           <w:i/>
@@ -335,11 +296,8 @@
     </w:p>
     <w:p>
       <w:pPr>
-        <w:numPr>
-          <w:ilvl w:val="0"/>
-          <w:numId w:val="1"/>
-        </w:numPr>
-        <w:spacing w:after="0" w:line="288" w:lineRule="auto"/>
+        <w:jc w:val="left"/>
+        <w:spacing w:before="0" w:after="30" w:line="240" w:lineRule="auto"/>
         <w:rPr>
           <w:bCs/>
           <w:i/>
@@ -363,11 +321,8 @@
     </w:p>
     <w:p>
       <w:pPr>
-        <w:numPr>
-          <w:ilvl w:val="0"/>
-          <w:numId w:val="1"/>
-        </w:numPr>
-        <w:spacing w:after="0" w:line="288" w:lineRule="auto"/>
+        <w:jc w:val="left"/>
+        <w:spacing w:before="0" w:after="30" w:line="240" w:lineRule="auto"/>
         <w:rPr>
           <w:bCs/>
           <w:i/>
@@ -391,11 +346,8 @@
     </w:p>
     <w:p>
       <w:pPr>
-        <w:numPr>
-          <w:ilvl w:val="0"/>
-          <w:numId w:val="1"/>
-        </w:numPr>
-        <w:spacing w:after="0" w:line="288" w:lineRule="auto"/>
+        <w:jc w:val="left"/>
+        <w:spacing w:before="0" w:after="30" w:line="240" w:lineRule="auto"/>
         <w:rPr>
           <w:bCs/>
           <w:i/>
@@ -419,7 +371,8 @@
     </w:p>
     <w:p>
       <w:pPr>
-        <w:spacing w:after="0" w:line="288" w:lineRule="auto"/>
+        <w:keepNext/>
+        <w:spacing w:before="60" w:after="60" w:line="240" w:lineRule="auto"/>
         <w:jc w:val="center"/>
         <w:rPr>
           <w:b/>
@@ -430,20 +383,6 @@
           <w:lang w:val="vi-VN"/>
         </w:rPr>
       </w:pPr>
-    </w:p>
-    <w:p>
-      <w:pPr>
-        <w:spacing w:before="120" w:after="240" w:line="288" w:lineRule="auto"/>
-        <w:jc w:val="center"/>
-        <w:rPr>
-          <w:b/>
-          <w:bCs/>
-          <w:noProof/>
-          <w:sz w:val="26"/>
-          <w:szCs w:val="26"/>
-          <w:lang w:val="vi-VN"/>
-        </w:rPr>
-      </w:pPr>
       <w:r>
         <w:rPr>
           <w:b/>
@@ -458,8 +397,9 @@
     </w:p>
     <w:p>
       <w:pPr>
-        <w:spacing w:before="120" w:after="120" w:line="288" w:lineRule="auto"/>
-        <w:jc w:val="both"/>
+        <w:keepNext/>
+        <w:spacing w:before="80" w:after="40" w:line="240" w:lineRule="auto"/>
+        <w:jc w:val="left"/>
         <w:rPr>
           <w:b/>
           <w:bCs/>
@@ -508,7 +448,7 @@
           <w:szCs w:val="26"/>
           <w:lang w:val="vi-VN"/>
         </w:rPr>
-        <w:t>PHẦN MỀM VIONE PLATFORM– NỀN TẢNG ĐỊNH DANH SỐ, KẾT NỐI KINH DOANH, QUẢN TRỊ CỘNG ĐỒNG, SỰ KIỆN VÀ SỐ HÓA DI SẢN VĂN HÓA</w:t>
+        <w:t>PHẦN MỀM VIONE PLATFORM– NỀN TẢNG ĐỊNH DANH SỐ, KẾT NỐI KINH DOANH, QUẢN TRỊ CỘNG ĐỒNG, SỰ KIỆN VÀ SỐ HÓA DI SẢN VĂN HÓA– NỀN TẢNG ĐỊNH DANH SỐ, KẾT NỐI KINH DOANH, QUẢN TRỊ CỘNG ĐỒNG, SỰ KIỆN VÀ SỐ HÓA DI SẢN VĂN HÓA</w:t>
       </w:r>
       <w:r>
         <w:rPr>
@@ -522,8 +462,9 @@
     </w:p>
     <w:p>
       <w:pPr>
-        <w:spacing w:before="120" w:after="120" w:line="288" w:lineRule="auto"/>
-        <w:jc w:val="both"/>
+        <w:keepNext/>
+        <w:spacing w:before="30" w:after="20" w:line="240" w:lineRule="auto"/>
+        <w:jc w:val="left"/>
         <w:rPr>
           <w:i/>
           <w:iCs/>
@@ -547,8 +488,8 @@
     </w:p>
     <w:p>
       <w:pPr>
-        <w:spacing w:before="120" w:after="120" w:line="288" w:lineRule="auto"/>
-        <w:jc w:val="both"/>
+        <w:spacing w:before="20" w:after="30" w:line="240" w:lineRule="auto"/>
+        <w:jc w:val="left"/>
         <w:rPr>
           <w:bCs/>
           <w:noProof/>
@@ -570,8 +511,8 @@
     </w:p>
     <w:p>
       <w:pPr>
-        <w:spacing w:before="120" w:after="120" w:line="288" w:lineRule="auto"/>
-        <w:jc w:val="both"/>
+        <w:spacing w:before="20" w:after="30" w:line="240" w:lineRule="auto"/>
+        <w:jc w:val="left"/>
         <w:rPr>
           <w:noProof/>
           <w:sz w:val="26"/>
@@ -595,99 +536,91 @@
           <w:szCs w:val="26"/>
           <w:lang w:val="vi-VN"/>
         </w:rPr>
-        <w:tab/>
-      </w:r>
-      <w:r>
-        <w:rPr>
-          <w:noProof/>
-          <w:sz w:val="26"/>
-          <w:szCs w:val="26"/>
-          <w:lang w:val="vi-VN"/>
-        </w:rPr>
-        <w:tab/>
-      </w:r>
-      <w:r>
-        <w:rPr>
-          <w:noProof/>
-          <w:sz w:val="26"/>
-          <w:szCs w:val="26"/>
-          <w:lang w:val="vi-VN"/>
-        </w:rPr>
-        <w:tab/>
-      </w:r>
-      <w:r>
-        <w:rPr>
-          <w:noProof/>
-          <w:sz w:val="26"/>
-          <w:szCs w:val="26"/>
-          <w:lang w:val="vi-VN"/>
-        </w:rPr>
-        <w:tab/>
-      </w:r>
-      <w:r>
-        <w:rPr>
-          <w:noProof/>
-          <w:sz w:val="26"/>
-          <w:szCs w:val="26"/>
-          <w:lang w:val="vi-VN"/>
-        </w:rPr>
-        <w:tab/>
-        <w:t>Quốc tịch: Việt Nam</w:t>
-      </w:r>
-    </w:p>
-    <w:p>
-      <w:pPr>
-        <w:spacing w:before="120" w:after="120" w:line="288" w:lineRule="auto"/>
-        <w:jc w:val="both"/>
-        <w:rPr>
-          <w:noProof/>
-          <w:sz w:val="26"/>
-          <w:szCs w:val="26"/>
-          <w:lang w:val="vi-VN"/>
-        </w:rPr>
-      </w:pPr>
-      <w:r>
-        <w:rPr>
-          <w:noProof/>
-          <w:sz w:val="26"/>
-          <w:szCs w:val="26"/>
-          <w:lang w:val="vi-VN"/>
-        </w:rPr>
-        <w:t xml:space="preserve">Căn cước công dân số: ............................................................ </w:t>
-      </w:r>
-      <w:r>
-        <w:rPr>
-          <w:noProof/>
-          <w:sz w:val="26"/>
-          <w:szCs w:val="26"/>
-          <w:lang w:val="vi-VN"/>
-        </w:rPr>
-        <w:tab/>
-      </w:r>
-      <w:r>
-        <w:rPr>
-          <w:noProof/>
-          <w:sz w:val="26"/>
-          <w:szCs w:val="26"/>
-          <w:lang w:val="vi-VN"/>
-        </w:rPr>
-        <w:tab/>
-      </w:r>
-      <w:r>
-        <w:rPr>
-          <w:noProof/>
-          <w:sz w:val="26"/>
-          <w:szCs w:val="26"/>
-          <w:lang w:val="vi-VN"/>
-        </w:rPr>
-        <w:tab/>
+      </w:r>
+      <w:r>
+        <w:rPr>
+          <w:noProof/>
+          <w:sz w:val="26"/>
+          <w:szCs w:val="26"/>
+          <w:lang w:val="vi-VN"/>
+        </w:rPr>
+      </w:r>
+      <w:r>
+        <w:rPr>
+          <w:noProof/>
+          <w:sz w:val="26"/>
+          <w:szCs w:val="26"/>
+          <w:lang w:val="vi-VN"/>
+        </w:rPr>
+      </w:r>
+      <w:r>
+        <w:rPr>
+          <w:noProof/>
+          <w:sz w:val="26"/>
+          <w:szCs w:val="26"/>
+          <w:lang w:val="vi-VN"/>
+        </w:rPr>
+      </w:r>
+      <w:r>
+        <w:rPr>
+          <w:noProof/>
+          <w:sz w:val="26"/>
+          <w:szCs w:val="26"/>
+          <w:lang w:val="vi-VN"/>
+        </w:rPr>
+        <w:t>                                          Quốc tịch: Việt Nam</w:t>
+      </w:r>
+    </w:p>
+    <w:p>
+      <w:pPr>
+        <w:spacing w:before="20" w:after="30" w:line="240" w:lineRule="auto"/>
+        <w:jc w:val="left"/>
+        <w:rPr>
+          <w:noProof/>
+          <w:sz w:val="26"/>
+          <w:szCs w:val="26"/>
+          <w:lang w:val="vi-VN"/>
+        </w:rPr>
+      </w:pPr>
+      <w:r>
+        <w:rPr>
+          <w:noProof/>
+          <w:sz w:val="26"/>
+          <w:szCs w:val="26"/>
+          <w:lang w:val="vi-VN"/>
+        </w:rPr>
+        <w:t xml:space="preserve">Căn cước công dân số: ........................................ </w:t>
+      </w:r>
+      <w:r>
+        <w:rPr>
+          <w:noProof/>
+          <w:sz w:val="26"/>
+          <w:szCs w:val="26"/>
+          <w:lang w:val="vi-VN"/>
+        </w:rPr>
+      </w:r>
+      <w:r>
+        <w:rPr>
+          <w:noProof/>
+          <w:sz w:val="26"/>
+          <w:szCs w:val="26"/>
+          <w:lang w:val="vi-VN"/>
+        </w:rPr>
+      </w:r>
+      <w:r>
+        <w:rPr>
+          <w:noProof/>
+          <w:sz w:val="26"/>
+          <w:szCs w:val="26"/>
+          <w:lang w:val="vi-VN"/>
+        </w:rPr>
         <w:t>Cấp ngày: ....../....../..........</w:t>
       </w:r>
     </w:p>
     <w:p>
       <w:pPr>
-        <w:spacing w:before="120" w:after="120" w:line="288" w:lineRule="auto"/>
-        <w:jc w:val="both"/>
+        <w:spacing w:before="20" w:after="30" w:line="240" w:lineRule="auto"/>
+        <w:jc w:val="left"/>
         <w:rPr>
           <w:noProof/>
           <w:sz w:val="26"/>
@@ -707,8 +640,8 @@
     </w:p>
     <w:p>
       <w:pPr>
-        <w:spacing w:before="120" w:after="120" w:line="288" w:lineRule="auto"/>
-        <w:jc w:val="both"/>
+        <w:spacing w:before="20" w:after="30" w:line="240" w:lineRule="auto"/>
+        <w:jc w:val="left"/>
         <w:rPr>
           <w:noProof/>
           <w:sz w:val="26"/>
@@ -728,8 +661,8 @@
     </w:p>
     <w:p>
       <w:pPr>
-        <w:spacing w:before="120" w:after="120" w:line="288" w:lineRule="auto"/>
-        <w:jc w:val="both"/>
+        <w:spacing w:before="20" w:after="30" w:line="240" w:lineRule="auto"/>
+        <w:jc w:val="left"/>
         <w:rPr>
           <w:noProof/>
           <w:sz w:val="26"/>
@@ -763,54 +696,46 @@
           <w:szCs w:val="26"/>
           <w:lang w:val="vi-VN"/>
         </w:rPr>
-        <w:tab/>
-      </w:r>
-      <w:r>
-        <w:rPr>
-          <w:noProof/>
-          <w:sz w:val="26"/>
-          <w:szCs w:val="26"/>
-          <w:lang w:val="vi-VN"/>
-        </w:rPr>
-        <w:tab/>
-      </w:r>
-      <w:r>
-        <w:rPr>
-          <w:noProof/>
-          <w:sz w:val="26"/>
-          <w:szCs w:val="26"/>
-          <w:lang w:val="vi-VN"/>
-        </w:rPr>
-        <w:tab/>
-      </w:r>
-      <w:r>
-        <w:rPr>
-          <w:noProof/>
-          <w:sz w:val="26"/>
-          <w:szCs w:val="26"/>
-          <w:lang w:val="vi-VN"/>
-        </w:rPr>
-        <w:tab/>
+      </w:r>
+      <w:r>
+        <w:rPr>
+          <w:noProof/>
+          <w:sz w:val="26"/>
+          <w:szCs w:val="26"/>
+          <w:lang w:val="vi-VN"/>
+        </w:rPr>
+      </w:r>
+      <w:r>
+        <w:rPr>
+          <w:noProof/>
+          <w:sz w:val="26"/>
+          <w:szCs w:val="26"/>
+          <w:lang w:val="vi-VN"/>
+        </w:rPr>
+      </w:r>
+      <w:r>
+        <w:rPr>
+          <w:noProof/>
+          <w:sz w:val="26"/>
+          <w:szCs w:val="26"/>
+          <w:lang w:val="vi-VN"/>
+        </w:rPr>
         <w:t xml:space="preserve">Email: </w:t>
       </w:r>
-      <w:hyperlink r:id="rId7" w:history="1">
-        <w:r>
-          <w:rPr>
-            <w:rStyle w:val="Hyperlink"/>
-            <w:noProof/>
-            <w:sz w:val="26"/>
-            <w:szCs w:val="26"/>
-            <w:lang w:val="vi-VN"/>
-          </w:rPr>
-          <w:t>............................................................</w:t>
-        </w:r>
-      </w:hyperlink>
+      <w:r>
+        <w:rPr>
+          <w:sz w:val="26"/>
+          <w:szCs w:val="26"/>
+          <w:lang w:val="vi-VN"/>
+        </w:rPr>
+        <w:t>....................................................</w:t>
+      </w:r>
       <w:bookmarkEnd w:id="2"/>
       <w:bookmarkEnd w:id="3"/>
     </w:p>
     <w:p>
       <w:pPr>
-        <w:spacing w:before="120" w:after="120" w:line="288" w:lineRule="auto"/>
+        <w:spacing w:before="60" w:after="60" w:line="260" w:lineRule="auto"/>
         <w:jc w:val="both"/>
         <w:rPr>
           <w:noProof/>
@@ -854,7 +779,7 @@
     </w:p>
     <w:p>
       <w:pPr>
-        <w:spacing w:before="120" w:after="120" w:line="288" w:lineRule="auto"/>
+        <w:spacing w:before="2" w:after="8" w:line="190" w:lineRule="auto"/>
         <w:jc w:val="both"/>
         <w:rPr>
           <w:b/>
@@ -877,7 +802,7 @@
     </w:p>
     <w:p>
       <w:pPr>
-        <w:spacing w:before="120" w:after="120" w:line="288" w:lineRule="auto"/>
+        <w:spacing w:before="60" w:after="60" w:line="260" w:lineRule="auto"/>
         <w:jc w:val="both"/>
         <w:rPr>
           <w:noProof/>
@@ -938,7 +863,7 @@
           <w:szCs w:val="26"/>
           <w:lang w:val="vi-VN"/>
         </w:rPr>
-        <w:t>PHẦN MỀM VIONE PLATFORM– NỀN TẢNG ĐỊNH DANH SỐ, KẾT NỐI KINH DOANH, QUẢN TRỊ CỘNG ĐỒNG, SỰ KIỆN VÀ SỐ HÓA DI SẢN VĂN HÓA</w:t>
+        <w:t>PHẦN MỀM VIONE PLATFORM– NỀN TẢNG ĐỊNH DANH SỐ, KẾT NỐI KINH DOANH, QUẢN TRỊ CỘNG ĐỒNG, SỰ KIỆN VÀ SỐ HÓA DI SẢN VĂN HÓA– NỀN TẢNG ĐỊNH DANH SỐ, KẾT NỐI KINH DOANH, QUẢN TRỊ CỘNG ĐỒNG, SỰ KIỆN VÀ SỐ HÓA DI SẢN VĂN HÓA</w:t>
       </w:r>
       <w:r>
         <w:rPr>
@@ -969,7 +894,7 @@
     </w:p>
     <w:p>
       <w:pPr>
-        <w:spacing w:before="120" w:after="120" w:line="288" w:lineRule="auto"/>
+        <w:spacing w:before="60" w:after="60" w:line="260" w:lineRule="auto"/>
         <w:jc w:val="both"/>
         <w:rPr>
           <w:noProof/>
@@ -1023,8 +948,8 @@
     </w:p>
     <w:p>
       <w:pPr>
-        <w:spacing w:before="120" w:after="240" w:line="288" w:lineRule="auto"/>
-        <w:jc w:val="both"/>
+        <w:spacing w:before="60" w:after="100" w:line="240" w:lineRule="auto"/>
+        <w:jc w:val="left"/>
         <w:rPr>
           <w:noProof/>
           <w:sz w:val="26"/>
@@ -1065,302 +990,164 @@
         <w:t xml:space="preserve"> Quyết định này có hiệu lực kể từ ngày ký./.</w:t>
       </w:r>
     </w:p>
-    <w:tbl>
-      <w:tblPr>
-        <w:tblStyle w:val="TableGrid"/>
-        <w:tblW w:w="0" w:type="auto"/>
+    <w:p>
+      <w:pPr>
+        <w:jc w:val="left"/>
+        <w:spacing w:before="0" w:after="0" w:line="160" w:lineRule="auto"/>
+        <w:rPr>
+          <w:b/>
+          <w:bCs/>
+          <w:i/>
+          <w:iCs/>
+          <w:noProof/>
+          <w:sz w:val="22"/>
+          <w:szCs w:val="22"/>
+          <w:lang w:val="vi-VN"/>
+        </w:rPr>
+      </w:pPr>
+      <w:r>
+        <w:rPr>
+          <w:b/>
+          <w:bCs/>
+          <w:i/>
+          <w:iCs/>
+          <w:noProof/>
+          <w:sz w:val="22"/>
+          <w:szCs w:val="22"/>
+          <w:lang w:val="vi-VN"/>
+        </w:rPr>
+        <w:t>Nơi nhận:</w:t>
+      </w:r>
+    </w:p>
+    <w:p>
+      <w:pPr>
+        <w:jc w:val="left"/>
+        <w:spacing w:before="0" w:after="0" w:line="160" w:lineRule="auto"/>
+        <w:rPr>
+          <w:noProof/>
+          <w:sz w:val="22"/>
+          <w:szCs w:val="22"/>
+          <w:lang w:val="vi-VN"/>
+        </w:rPr>
+      </w:pPr>
+      <w:r>
+        <w:rPr>
+          <w:noProof/>
+          <w:sz w:val="22"/>
+          <w:szCs w:val="22"/>
+          <w:lang w:val="vi-VN"/>
+        </w:rPr>
+        <w:t>- Như Điều 2;</w:t>
+      </w:r>
+    </w:p>
+    <w:p>
+      <w:pPr>
+        <w:jc w:val="left"/>
+        <w:spacing w:before="0" w:after="0" w:line="160" w:lineRule="auto"/>
+        <w:rPr>
+          <w:noProof/>
+          <w:sz w:val="26"/>
+          <w:szCs w:val="26"/>
+          <w:lang w:val="vi-VN"/>
+        </w:rPr>
+      </w:pPr>
+      <w:r>
+        <w:rPr>
+          <w:noProof/>
+          <w:sz w:val="22"/>
+          <w:szCs w:val="22"/>
+          <w:lang w:val="vi-VN"/>
+        </w:rPr>
+        <w:t>- Lưu VT.</w:t>
+      </w:r>
+    </w:p>
+    <w:p>
+      <w:pPr>
+        <w:spacing w:before="2" w:after="2" w:line="190" w:lineRule="auto"/>
         <w:jc w:val="center"/>
-        <w:tblBorders>
-          <w:top w:val="none" w:sz="0" w:space="0" w:color="auto"/>
-          <w:left w:val="none" w:sz="0" w:space="0" w:color="auto"/>
-          <w:bottom w:val="none" w:sz="0" w:space="0" w:color="auto"/>
-          <w:right w:val="none" w:sz="0" w:space="0" w:color="auto"/>
-          <w:insideH w:val="none" w:sz="0" w:space="0" w:color="auto"/>
-          <w:insideV w:val="none" w:sz="0" w:space="0" w:color="auto"/>
-        </w:tblBorders>
-        <w:tblLook w:val="01E0" w:firstRow="1" w:lastRow="1" w:firstColumn="1" w:lastColumn="1" w:noHBand="0" w:noVBand="0"/>
-      </w:tblPr>
-      <w:tblGrid>
-        <w:gridCol w:w="2552"/>
-        <w:gridCol w:w="6692"/>
-      </w:tblGrid>
-      <w:tr>
-        <w:trPr>
-          <w:jc w:val="center"/>
-        </w:trPr>
-        <w:tc>
-          <w:tcPr>
-            <w:tcW w:w="2552" w:type="dxa"/>
-          </w:tcPr>
-          <w:p>
-            <w:pPr>
-              <w:spacing w:before="240" w:after="0" w:line="288" w:lineRule="auto"/>
-              <w:rPr>
-                <w:b/>
-                <w:bCs/>
-                <w:i/>
-                <w:iCs/>
-                <w:noProof/>
-                <w:sz w:val="22"/>
-                <w:szCs w:val="22"/>
-                <w:lang w:val="vi-VN"/>
-              </w:rPr>
-            </w:pPr>
-            <w:r>
-              <w:rPr>
-                <w:b/>
-                <w:bCs/>
-                <w:i/>
-                <w:iCs/>
-                <w:noProof/>
-                <w:sz w:val="22"/>
-                <w:szCs w:val="22"/>
-                <w:lang w:val="vi-VN"/>
-              </w:rPr>
-              <w:t>Nơi nhận:</w:t>
-            </w:r>
-          </w:p>
-          <w:p>
-            <w:pPr>
-              <w:spacing w:after="0" w:line="288" w:lineRule="auto"/>
-              <w:rPr>
-                <w:noProof/>
-                <w:sz w:val="22"/>
-                <w:szCs w:val="22"/>
-                <w:lang w:val="vi-VN"/>
-              </w:rPr>
-            </w:pPr>
-            <w:r>
-              <w:rPr>
-                <w:noProof/>
-                <w:sz w:val="22"/>
-                <w:szCs w:val="22"/>
-                <w:lang w:val="vi-VN"/>
-              </w:rPr>
-              <w:t>- Như Điều 2;</w:t>
-            </w:r>
-          </w:p>
-          <w:p>
-            <w:pPr>
-              <w:spacing w:after="0" w:line="288" w:lineRule="auto"/>
-              <w:rPr>
-                <w:noProof/>
-                <w:sz w:val="26"/>
-                <w:szCs w:val="26"/>
-                <w:lang w:val="vi-VN"/>
-              </w:rPr>
-            </w:pPr>
-            <w:r>
-              <w:rPr>
-                <w:noProof/>
-                <w:sz w:val="22"/>
-                <w:szCs w:val="22"/>
-                <w:lang w:val="vi-VN"/>
-              </w:rPr>
-              <w:t>- Lưu VT.</w:t>
-            </w:r>
-          </w:p>
-        </w:tc>
-        <w:tc>
-          <w:tcPr>
-            <w:tcW w:w="6692" w:type="dxa"/>
-          </w:tcPr>
-          <w:p>
-            <w:pPr>
-              <w:spacing w:after="0" w:line="288" w:lineRule="auto"/>
-              <w:jc w:val="center"/>
-              <w:rPr>
-                <w:b/>
-                <w:noProof/>
-                <w:sz w:val="26"/>
-                <w:szCs w:val="26"/>
-                <w:lang w:val="vi-VN"/>
-              </w:rPr>
-            </w:pPr>
-            <w:r>
-              <w:rPr>
-                <w:b/>
-                <w:noProof/>
-                <w:sz w:val="26"/>
-                <w:szCs w:val="26"/>
-                <w:lang w:val="vi-VN"/>
-              </w:rPr>
-              <w:t>[TÊN DOANH NGHIỆP / TỔ CHỨC CHỦ SỞ HỮU]</w:t>
-            </w:r>
-          </w:p>
-          <w:p>
-            <w:pPr>
-              <w:spacing w:after="0" w:line="288" w:lineRule="auto"/>
-              <w:jc w:val="center"/>
-              <w:rPr>
-                <w:b/>
-                <w:noProof/>
-                <w:sz w:val="26"/>
-                <w:szCs w:val="26"/>
-                <w:lang w:val="vi-VN"/>
-              </w:rPr>
-            </w:pPr>
-            <w:r>
-              <w:rPr>
-                <w:b/>
-                <w:noProof/>
-                <w:sz w:val="26"/>
-                <w:szCs w:val="26"/>
-                <w:lang w:val="vi-VN"/>
-              </w:rPr>
-              <w:t>GIÁM ĐỐC</w:t>
-            </w:r>
-          </w:p>
-          <w:p>
-            <w:pPr>
-              <w:spacing w:after="0" w:line="288" w:lineRule="auto"/>
-              <w:jc w:val="center"/>
-              <w:rPr>
-                <w:noProof/>
-                <w:sz w:val="26"/>
-                <w:szCs w:val="26"/>
-                <w:lang w:val="vi-VN"/>
-              </w:rPr>
-            </w:pPr>
-          </w:p>
-          <w:p>
-            <w:pPr>
-              <w:spacing w:after="0" w:line="288" w:lineRule="auto"/>
-              <w:jc w:val="center"/>
-              <w:rPr>
-                <w:b/>
-                <w:bCs/>
-                <w:noProof/>
-                <w:sz w:val="26"/>
-                <w:szCs w:val="26"/>
-                <w:lang w:val="vi-VN"/>
-              </w:rPr>
-            </w:pPr>
-          </w:p>
-          <w:p>
-            <w:pPr>
-              <w:spacing w:after="0" w:line="288" w:lineRule="auto"/>
-              <w:jc w:val="center"/>
-              <w:rPr>
-                <w:b/>
-                <w:bCs/>
-                <w:noProof/>
-                <w:sz w:val="26"/>
-                <w:szCs w:val="26"/>
-                <w:lang w:val="vi-VN"/>
-              </w:rPr>
-            </w:pPr>
-          </w:p>
-          <w:p>
-            <w:pPr>
-              <w:spacing w:after="0" w:line="288" w:lineRule="auto"/>
-              <w:jc w:val="center"/>
-              <w:rPr>
-                <w:b/>
-                <w:bCs/>
-                <w:noProof/>
-                <w:sz w:val="26"/>
-                <w:szCs w:val="26"/>
-                <w:lang w:val="vi-VN"/>
-              </w:rPr>
-            </w:pPr>
-          </w:p>
-          <w:p>
-            <w:pPr>
-              <w:spacing w:after="0" w:line="288" w:lineRule="auto"/>
-              <w:jc w:val="center"/>
-              <w:rPr>
-                <w:b/>
-                <w:bCs/>
-                <w:noProof/>
-                <w:sz w:val="26"/>
-                <w:szCs w:val="26"/>
-                <w:lang w:val="vi-VN"/>
-              </w:rPr>
-            </w:pPr>
-          </w:p>
-          <w:p>
-            <w:pPr>
-              <w:spacing w:after="0" w:line="288" w:lineRule="auto"/>
-              <w:jc w:val="center"/>
-              <w:rPr>
-                <w:b/>
-                <w:bCs/>
-                <w:noProof/>
-                <w:sz w:val="26"/>
-                <w:szCs w:val="26"/>
-                <w:lang w:val="vi-VN"/>
-              </w:rPr>
-            </w:pPr>
-            <w:r>
-              <w:rPr>
-                <w:b/>
-                <w:bCs/>
-                <w:noProof/>
-                <w:sz w:val="26"/>
-                <w:szCs w:val="26"/>
-                <w:lang w:val="vi-VN"/>
-              </w:rPr>
-              <w:t>[Ký tên, đóng dấu và ghi rõ họ tên]</w:t>
-            </w:r>
-          </w:p>
-        </w:tc>
-      </w:tr>
-    </w:tbl>
-    <w:p>
-      <w:pPr>
-        <w:spacing w:after="0" w:line="288" w:lineRule="auto"/>
-        <w:rPr>
-          <w:noProof/>
-          <w:sz w:val="26"/>
-          <w:szCs w:val="26"/>
-          <w:lang w:val="vi-VN"/>
-        </w:rPr>
-      </w:pPr>
-    </w:p>
-    <w:p>
-      <w:pPr>
-        <w:spacing w:after="0" w:line="288" w:lineRule="auto"/>
-        <w:rPr>
-          <w:noProof/>
-          <w:sz w:val="26"/>
-          <w:szCs w:val="26"/>
-          <w:lang w:val="vi-VN"/>
-        </w:rPr>
-      </w:pPr>
-    </w:p>
-    <w:p>
-      <w:pPr>
-        <w:spacing w:after="0" w:line="288" w:lineRule="auto"/>
-        <w:rPr>
-          <w:noProof/>
-          <w:sz w:val="26"/>
-          <w:szCs w:val="26"/>
-          <w:lang w:val="vi-VN"/>
-        </w:rPr>
-      </w:pPr>
-    </w:p>
-    <w:p>
-      <w:pPr>
-        <w:spacing w:line="288" w:lineRule="auto"/>
-        <w:rPr>
-          <w:sz w:val="26"/>
-          <w:szCs w:val="26"/>
-          <w:lang w:val="vi-VN"/>
-        </w:rPr>
-      </w:pPr>
-    </w:p>
-    <w:p>
-      <w:pPr>
-        <w:rPr>
-          <w:lang w:val="vi-VN"/>
-        </w:rPr>
-      </w:pPr>
+        <w:rPr>
+          <w:b/>
+          <w:noProof/>
+          <w:sz w:val="26"/>
+          <w:szCs w:val="26"/>
+          <w:lang w:val="vi-VN"/>
+        </w:rPr>
+      </w:pPr>
+      <w:r>
+        <w:rPr>
+          <w:b/>
+          <w:noProof/>
+          <w:sz w:val="26"/>
+          <w:szCs w:val="26"/>
+          <w:lang w:val="vi-VN"/>
+        </w:rPr>
+        <w:t>[TÊN DOANH NGHIỆP / TỔ CHỨC CHỦ SỞ HỮU]</w:t>
+      </w:r>
+    </w:p>
+    <w:p>
+      <w:pPr>
+        <w:spacing w:before="2" w:after="2" w:line="190" w:lineRule="auto"/>
+        <w:jc w:val="center"/>
+        <w:rPr>
+          <w:b/>
+          <w:noProof/>
+          <w:sz w:val="26"/>
+          <w:szCs w:val="26"/>
+          <w:lang w:val="vi-VN"/>
+        </w:rPr>
+      </w:pPr>
+      <w:r>
+        <w:rPr>
+          <w:b/>
+          <w:noProof/>
+          <w:sz w:val="26"/>
+          <w:szCs w:val="26"/>
+          <w:lang w:val="vi-VN"/>
+        </w:rPr>
+        <w:t>GIÁM ĐỐC</w:t>
+      </w:r>
+    </w:p>
+    <w:p>
+      <w:pPr>
+        <w:spacing w:before="0" w:after="0" w:line="240" w:lineRule="auto"/>
+        <w:jc w:val="left"/>
+        <w:rPr>
+          <w:noProof/>
+          <w:sz w:val="26"/>
+          <w:szCs w:val="26"/>
+          <w:lang w:val="vi-VN"/>
+        </w:rPr>
+      </w:pPr>
+    </w:p>
+    <w:p>
+      <w:pPr>
+        <w:spacing w:before="10" w:after="0" w:line="190" w:lineRule="auto"/>
+        <w:jc w:val="center"/>
+        <w:rPr>
+          <w:b/>
+          <w:bCs/>
+          <w:noProof/>
+          <w:sz w:val="26"/>
+          <w:szCs w:val="26"/>
+          <w:lang w:val="vi-VN"/>
+        </w:rPr>
+      </w:pPr>
+      <w:r>
+        <w:rPr>
+          <w:b/>
+          <w:bCs/>
+          <w:noProof/>
+          <w:sz w:val="26"/>
+          <w:szCs w:val="26"/>
+          <w:lang w:val="vi-VN"/>
+        </w:rPr>
+        <w:t>[Ký tên, đóng dấu và ghi rõ họ tên]</w:t>
+      </w:r>
     </w:p>
     <w:sectPr>
       <w:footerReference w:type="default" r:id="rId8"/>
       <w:pgSz w:w="11909" w:h="16834" w:code="9"/>
-      <w:pgMar w:top="1134" w:right="964" w:bottom="1134" w:left="1701" w:header="720" w:footer="720" w:gutter="0"/>
+      <w:pgMar w:top="650" w:right="850" w:bottom="650" w:left="1100" w:header="720" w:footer="720" w:gutter="0"/>
       <w:cols w:space="720"/>
       <w:docGrid w:linePitch="360"/>
     </w:sectPr>
